--- a/Hệ thống game.docx
+++ b/Hệ thống game.docx
@@ -14,6 +14,13 @@
           <w:sz w:val="28"/>
           <w:szCs w:val="28"/>
         </w:rPr>
+        <w:t xml:space="preserve">    </w:t>
+      </w:r>
+      <w:r>
+        <w:rPr>
+          <w:sz w:val="28"/>
+          <w:szCs w:val="28"/>
+        </w:rPr>
         <w:t>Hệ thống câu hỏi</w:t>
       </w:r>
     </w:p>
@@ -314,6 +321,21 @@
           <w:szCs w:val="28"/>
         </w:rPr>
         <w:t>Màn chơi sẽ dừng khi màn hình câu hỏi hiện ra.</w:t>
+      </w:r>
+    </w:p>
+    <w:p>
+      <w:pPr>
+        <w:rPr>
+          <w:sz w:val="28"/>
+          <w:szCs w:val="28"/>
+        </w:rPr>
+      </w:pPr>
+      <w:r>
+        <w:rPr>
+          <w:sz w:val="28"/>
+          <w:szCs w:val="28"/>
+        </w:rPr>
+        <w:t>Một nút setting, sẽ dừng game khi nhấn.</w:t>
       </w:r>
     </w:p>
     <w:p>

--- a/Hệ thống game.docx
+++ b/Hệ thống game.docx
@@ -1951,6 +1951,189 @@
         <w:t>Màn chơi số 5: Người chơi có thể chọn tùy ý các môn sẽ xuất hiện trong màn chơi.</w:t>
       </w:r>
     </w:p>
+    <w:p>
+      <w:pPr>
+        <w:rPr>
+          <w:sz w:val="28"/>
+          <w:szCs w:val="28"/>
+        </w:rPr>
+      </w:pPr>
+      <w:r>
+        <w:rPr>
+          <w:sz w:val="28"/>
+          <w:szCs w:val="28"/>
+        </w:rPr>
+        <w:br w:type="page"/>
+      </w:r>
+    </w:p>
+    <w:p>
+      <w:pPr>
+        <w:jc w:val="center"/>
+        <w:rPr>
+          <w:b/>
+          <w:bCs/>
+          <w:sz w:val="36"/>
+          <w:szCs w:val="36"/>
+        </w:rPr>
+      </w:pPr>
+      <w:r>
+        <w:rPr>
+          <w:b/>
+          <w:bCs/>
+          <w:sz w:val="36"/>
+          <w:szCs w:val="36"/>
+        </w:rPr>
+        <w:lastRenderedPageBreak/>
+        <w:t>Hệ thống tổng kết</w:t>
+      </w:r>
+    </w:p>
+    <w:p>
+      <w:pPr>
+        <w:rPr>
+          <w:sz w:val="28"/>
+          <w:szCs w:val="28"/>
+        </w:rPr>
+      </w:pPr>
+      <w:r>
+        <w:rPr>
+          <w:sz w:val="28"/>
+          <w:szCs w:val="28"/>
+        </w:rPr>
+        <w:t>Thông tin result:</w:t>
+      </w:r>
+    </w:p>
+    <w:p>
+      <w:pPr>
+        <w:pStyle w:val="oancuaDanhsach"/>
+        <w:numPr>
+          <w:ilvl w:val="0"/>
+          <w:numId w:val="2"/>
+        </w:numPr>
+        <w:rPr>
+          <w:sz w:val="28"/>
+          <w:szCs w:val="28"/>
+        </w:rPr>
+      </w:pPr>
+      <w:r>
+        <w:rPr>
+          <w:sz w:val="28"/>
+          <w:szCs w:val="28"/>
+        </w:rPr>
+        <w:t>Điểm số</w:t>
+      </w:r>
+    </w:p>
+    <w:p>
+      <w:pPr>
+        <w:pStyle w:val="oancuaDanhsach"/>
+        <w:numPr>
+          <w:ilvl w:val="0"/>
+          <w:numId w:val="2"/>
+        </w:numPr>
+        <w:rPr>
+          <w:sz w:val="28"/>
+          <w:szCs w:val="28"/>
+        </w:rPr>
+      </w:pPr>
+      <w:r>
+        <w:rPr>
+          <w:sz w:val="28"/>
+          <w:szCs w:val="28"/>
+        </w:rPr>
+        <w:t>Đánh giá xếp loại</w:t>
+      </w:r>
+    </w:p>
+    <w:p>
+      <w:pPr>
+        <w:rPr>
+          <w:sz w:val="28"/>
+          <w:szCs w:val="28"/>
+        </w:rPr>
+      </w:pPr>
+      <w:r>
+        <w:rPr>
+          <w:sz w:val="28"/>
+          <w:szCs w:val="28"/>
+        </w:rPr>
+        <w:t>Cơ chế lưu bản result: Game sẽ lưu result khi màn chơi kết thúc</w:t>
+      </w:r>
+    </w:p>
+    <w:p>
+      <w:pPr>
+        <w:rPr>
+          <w:sz w:val="28"/>
+          <w:szCs w:val="28"/>
+        </w:rPr>
+      </w:pPr>
+      <w:r>
+        <w:rPr>
+          <w:sz w:val="28"/>
+          <w:szCs w:val="28"/>
+        </w:rPr>
+        <w:t>Màn chơi kết thúc khi</w:t>
+      </w:r>
+      <w:r>
+        <w:rPr>
+          <w:sz w:val="28"/>
+          <w:szCs w:val="28"/>
+        </w:rPr>
+        <w:t>:</w:t>
+      </w:r>
+    </w:p>
+    <w:p>
+      <w:pPr>
+        <w:pStyle w:val="oancuaDanhsach"/>
+        <w:numPr>
+          <w:ilvl w:val="0"/>
+          <w:numId w:val="5"/>
+        </w:numPr>
+        <w:rPr>
+          <w:sz w:val="28"/>
+          <w:szCs w:val="28"/>
+        </w:rPr>
+      </w:pPr>
+      <w:r>
+        <w:rPr>
+          <w:sz w:val="28"/>
+          <w:szCs w:val="28"/>
+        </w:rPr>
+        <w:t>Người chơi hết máu</w:t>
+      </w:r>
+    </w:p>
+    <w:p>
+      <w:pPr>
+        <w:pStyle w:val="oancuaDanhsach"/>
+        <w:numPr>
+          <w:ilvl w:val="0"/>
+          <w:numId w:val="5"/>
+        </w:numPr>
+        <w:rPr>
+          <w:sz w:val="28"/>
+          <w:szCs w:val="28"/>
+        </w:rPr>
+      </w:pPr>
+      <w:r>
+        <w:rPr>
+          <w:sz w:val="28"/>
+          <w:szCs w:val="28"/>
+        </w:rPr>
+        <w:t xml:space="preserve">Người chơi </w:t>
+      </w:r>
+      <w:r>
+        <w:rPr>
+          <w:sz w:val="28"/>
+          <w:szCs w:val="28"/>
+        </w:rPr>
+        <w:t>nhấn hoàn thành màn chơi (Sau khi đạt điểm tối đa)</w:t>
+      </w:r>
+    </w:p>
+    <w:p>
+      <w:pPr>
+        <w:rPr>
+          <w:sz w:val="28"/>
+          <w:szCs w:val="28"/>
+        </w:rPr>
+      </w:pPr>
+    </w:p>
     <w:sectPr>
       <w:pgSz w:w="12240" w:h="15840"/>
       <w:pgMar w:top="1440" w:right="1440" w:bottom="1440" w:left="1440" w:header="720" w:footer="720" w:gutter="0"/>
@@ -1959,6 +2142,591 @@
     </w:sectPr>
   </w:body>
 </w:document>
+</file>
+
+<file path=word/numbering.xml><?xml version="1.0" encoding="utf-8"?>
+<w:numbering xmlns:wpc="http://schemas.microsoft.com/office/word/2010/wordprocessingCanvas" xmlns:cx="http://schemas.microsoft.com/office/drawing/2014/chartex" xmlns:cx1="http://schemas.microsoft.com/office/drawing/2015/9/8/chartex" xmlns:cx2="http://schemas.microsoft.com/office/drawing/2015/10/21/chartex" xmlns:cx3="http://schemas.microsoft.com/office/drawing/2016/5/9/chartex" xmlns:cx4="http://schemas.microsoft.com/office/drawing/2016/5/10/chartex" xmlns:cx5="http://schemas.microsoft.com/office/drawing/2016/5/11/chartex" xmlns:cx6="http://schemas.microsoft.com/office/drawing/2016/5/12/chartex" xmlns:cx7="http://schemas.microsoft.com/office/drawing/2016/5/13/chartex" xmlns:cx8="http://schemas.microsoft.com/office/drawing/2016/5/14/chartex" xmlns:mc="http://schemas.openxmlformats.org/markup-compatibility/2006" xmlns:aink="http://schemas.microsoft.com/office/drawing/2016/ink" xmlns:am3d="http://schemas.microsoft.com/office/drawing/2017/model3d" xmlns:o="urn:schemas-microsoft-com:office:office" xmlns:oel="http://schemas.microsoft.com/office/2019/extlst" xmlns:r="http://schemas.openxmlformats.org/officeDocument/2006/relationships" xmlns:m="http://schemas.openxmlformats.org/officeDocument/2006/math" xmlns:v="urn:schemas-microsoft-com:vml" xmlns:wp14="http://schemas.microsoft.com/office/word/2010/wordprocessingDrawing" xmlns:wp="http://schemas.openxmlformats.org/drawingml/2006/wordprocessingDrawing" xmlns:w10="urn:schemas-microsoft-com:office:word" xmlns:w="http://schemas.openxmlformats.org/wordprocessingml/2006/main" xmlns:w14="http://schemas.microsoft.com/office/word/2010/wordml" xmlns:w15="http://schemas.microsoft.com/office/word/2012/wordml" xmlns:w16cex="http://schemas.microsoft.com/office/word/2018/wordml/cex" xmlns:w16cid="http://schemas.microsoft.com/office/word/2016/wordml/cid" xmlns:w16="http://schemas.microsoft.com/office/word/2018/wordml" xmlns:w16du="http://schemas.microsoft.com/office/word/2023/wordml/word16du" xmlns:w16sdtdh="http://schemas.microsoft.com/office/word/2020/wordml/sdtdatahash" xmlns:w16sdtfl="http://schemas.microsoft.com/office/word/2024/wordml/sdtformatlock" xmlns:w16se="http://schemas.microsoft.com/office/word/2015/wordml/symex" xmlns:wpg="http://schemas.microsoft.com/office/word/2010/wordprocessingGroup" xmlns:wpi="http://schemas.microsoft.com/office/word/2010/wordprocessingInk" xmlns:wne="http://schemas.microsoft.com/office/word/2006/wordml" xmlns:wps="http://schemas.microsoft.com/office/word/2010/wordprocessingShape" mc:Ignorable="w14 w15 w16se w16cid w16 w16cex w16sdtdh w16sdtfl w16du wp14">
+  <w:abstractNum w:abstractNumId="0" w15:restartNumberingAfterBreak="0">
+    <w:nsid w:val="06C908D1"/>
+    <w:multiLevelType w:val="hybridMultilevel"/>
+    <w:tmpl w:val="E0ACA864"/>
+    <w:lvl w:ilvl="0" w:tplc="04090001">
+      <w:start w:val="1"/>
+      <w:numFmt w:val="bullet"/>
+      <w:lvlText w:val=""/>
+      <w:lvlJc w:val="left"/>
+      <w:pPr>
+        <w:ind w:left="720" w:hanging="360"/>
+      </w:pPr>
+      <w:rPr>
+        <w:rFonts w:ascii="Symbol" w:hAnsi="Symbol" w:hint="default"/>
+      </w:rPr>
+    </w:lvl>
+    <w:lvl w:ilvl="1" w:tplc="04090003" w:tentative="1">
+      <w:start w:val="1"/>
+      <w:numFmt w:val="bullet"/>
+      <w:lvlText w:val="o"/>
+      <w:lvlJc w:val="left"/>
+      <w:pPr>
+        <w:ind w:left="1440" w:hanging="360"/>
+      </w:pPr>
+      <w:rPr>
+        <w:rFonts w:ascii="Courier New" w:hAnsi="Courier New" w:cs="Courier New" w:hint="default"/>
+      </w:rPr>
+    </w:lvl>
+    <w:lvl w:ilvl="2" w:tplc="04090005" w:tentative="1">
+      <w:start w:val="1"/>
+      <w:numFmt w:val="bullet"/>
+      <w:lvlText w:val=""/>
+      <w:lvlJc w:val="left"/>
+      <w:pPr>
+        <w:ind w:left="2160" w:hanging="360"/>
+      </w:pPr>
+      <w:rPr>
+        <w:rFonts w:ascii="Wingdings" w:hAnsi="Wingdings" w:hint="default"/>
+      </w:rPr>
+    </w:lvl>
+    <w:lvl w:ilvl="3" w:tplc="04090001" w:tentative="1">
+      <w:start w:val="1"/>
+      <w:numFmt w:val="bullet"/>
+      <w:lvlText w:val=""/>
+      <w:lvlJc w:val="left"/>
+      <w:pPr>
+        <w:ind w:left="2880" w:hanging="360"/>
+      </w:pPr>
+      <w:rPr>
+        <w:rFonts w:ascii="Symbol" w:hAnsi="Symbol" w:hint="default"/>
+      </w:rPr>
+    </w:lvl>
+    <w:lvl w:ilvl="4" w:tplc="04090003" w:tentative="1">
+      <w:start w:val="1"/>
+      <w:numFmt w:val="bullet"/>
+      <w:lvlText w:val="o"/>
+      <w:lvlJc w:val="left"/>
+      <w:pPr>
+        <w:ind w:left="3600" w:hanging="360"/>
+      </w:pPr>
+      <w:rPr>
+        <w:rFonts w:ascii="Courier New" w:hAnsi="Courier New" w:cs="Courier New" w:hint="default"/>
+      </w:rPr>
+    </w:lvl>
+    <w:lvl w:ilvl="5" w:tplc="04090005" w:tentative="1">
+      <w:start w:val="1"/>
+      <w:numFmt w:val="bullet"/>
+      <w:lvlText w:val=""/>
+      <w:lvlJc w:val="left"/>
+      <w:pPr>
+        <w:ind w:left="4320" w:hanging="360"/>
+      </w:pPr>
+      <w:rPr>
+        <w:rFonts w:ascii="Wingdings" w:hAnsi="Wingdings" w:hint="default"/>
+      </w:rPr>
+    </w:lvl>
+    <w:lvl w:ilvl="6" w:tplc="04090001" w:tentative="1">
+      <w:start w:val="1"/>
+      <w:numFmt w:val="bullet"/>
+      <w:lvlText w:val=""/>
+      <w:lvlJc w:val="left"/>
+      <w:pPr>
+        <w:ind w:left="5040" w:hanging="360"/>
+      </w:pPr>
+      <w:rPr>
+        <w:rFonts w:ascii="Symbol" w:hAnsi="Symbol" w:hint="default"/>
+      </w:rPr>
+    </w:lvl>
+    <w:lvl w:ilvl="7" w:tplc="04090003" w:tentative="1">
+      <w:start w:val="1"/>
+      <w:numFmt w:val="bullet"/>
+      <w:lvlText w:val="o"/>
+      <w:lvlJc w:val="left"/>
+      <w:pPr>
+        <w:ind w:left="5760" w:hanging="360"/>
+      </w:pPr>
+      <w:rPr>
+        <w:rFonts w:ascii="Courier New" w:hAnsi="Courier New" w:cs="Courier New" w:hint="default"/>
+      </w:rPr>
+    </w:lvl>
+    <w:lvl w:ilvl="8" w:tplc="04090005" w:tentative="1">
+      <w:start w:val="1"/>
+      <w:numFmt w:val="bullet"/>
+      <w:lvlText w:val=""/>
+      <w:lvlJc w:val="left"/>
+      <w:pPr>
+        <w:ind w:left="6480" w:hanging="360"/>
+      </w:pPr>
+      <w:rPr>
+        <w:rFonts w:ascii="Wingdings" w:hAnsi="Wingdings" w:hint="default"/>
+      </w:rPr>
+    </w:lvl>
+  </w:abstractNum>
+  <w:abstractNum w:abstractNumId="1" w15:restartNumberingAfterBreak="0">
+    <w:nsid w:val="41215300"/>
+    <w:multiLevelType w:val="hybridMultilevel"/>
+    <w:tmpl w:val="F9C6CE3A"/>
+    <w:lvl w:ilvl="0" w:tplc="04090001">
+      <w:start w:val="1"/>
+      <w:numFmt w:val="bullet"/>
+      <w:lvlText w:val=""/>
+      <w:lvlJc w:val="left"/>
+      <w:pPr>
+        <w:ind w:left="720" w:hanging="360"/>
+      </w:pPr>
+      <w:rPr>
+        <w:rFonts w:ascii="Symbol" w:hAnsi="Symbol" w:hint="default"/>
+      </w:rPr>
+    </w:lvl>
+    <w:lvl w:ilvl="1" w:tplc="04090003" w:tentative="1">
+      <w:start w:val="1"/>
+      <w:numFmt w:val="bullet"/>
+      <w:lvlText w:val="o"/>
+      <w:lvlJc w:val="left"/>
+      <w:pPr>
+        <w:ind w:left="1440" w:hanging="360"/>
+      </w:pPr>
+      <w:rPr>
+        <w:rFonts w:ascii="Courier New" w:hAnsi="Courier New" w:cs="Courier New" w:hint="default"/>
+      </w:rPr>
+    </w:lvl>
+    <w:lvl w:ilvl="2" w:tplc="04090005" w:tentative="1">
+      <w:start w:val="1"/>
+      <w:numFmt w:val="bullet"/>
+      <w:lvlText w:val=""/>
+      <w:lvlJc w:val="left"/>
+      <w:pPr>
+        <w:ind w:left="2160" w:hanging="360"/>
+      </w:pPr>
+      <w:rPr>
+        <w:rFonts w:ascii="Wingdings" w:hAnsi="Wingdings" w:hint="default"/>
+      </w:rPr>
+    </w:lvl>
+    <w:lvl w:ilvl="3" w:tplc="04090001" w:tentative="1">
+      <w:start w:val="1"/>
+      <w:numFmt w:val="bullet"/>
+      <w:lvlText w:val=""/>
+      <w:lvlJc w:val="left"/>
+      <w:pPr>
+        <w:ind w:left="2880" w:hanging="360"/>
+      </w:pPr>
+      <w:rPr>
+        <w:rFonts w:ascii="Symbol" w:hAnsi="Symbol" w:hint="default"/>
+      </w:rPr>
+    </w:lvl>
+    <w:lvl w:ilvl="4" w:tplc="04090003" w:tentative="1">
+      <w:start w:val="1"/>
+      <w:numFmt w:val="bullet"/>
+      <w:lvlText w:val="o"/>
+      <w:lvlJc w:val="left"/>
+      <w:pPr>
+        <w:ind w:left="3600" w:hanging="360"/>
+      </w:pPr>
+      <w:rPr>
+        <w:rFonts w:ascii="Courier New" w:hAnsi="Courier New" w:cs="Courier New" w:hint="default"/>
+      </w:rPr>
+    </w:lvl>
+    <w:lvl w:ilvl="5" w:tplc="04090005" w:tentative="1">
+      <w:start w:val="1"/>
+      <w:numFmt w:val="bullet"/>
+      <w:lvlText w:val=""/>
+      <w:lvlJc w:val="left"/>
+      <w:pPr>
+        <w:ind w:left="4320" w:hanging="360"/>
+      </w:pPr>
+      <w:rPr>
+        <w:rFonts w:ascii="Wingdings" w:hAnsi="Wingdings" w:hint="default"/>
+      </w:rPr>
+    </w:lvl>
+    <w:lvl w:ilvl="6" w:tplc="04090001" w:tentative="1">
+      <w:start w:val="1"/>
+      <w:numFmt w:val="bullet"/>
+      <w:lvlText w:val=""/>
+      <w:lvlJc w:val="left"/>
+      <w:pPr>
+        <w:ind w:left="5040" w:hanging="360"/>
+      </w:pPr>
+      <w:rPr>
+        <w:rFonts w:ascii="Symbol" w:hAnsi="Symbol" w:hint="default"/>
+      </w:rPr>
+    </w:lvl>
+    <w:lvl w:ilvl="7" w:tplc="04090003" w:tentative="1">
+      <w:start w:val="1"/>
+      <w:numFmt w:val="bullet"/>
+      <w:lvlText w:val="o"/>
+      <w:lvlJc w:val="left"/>
+      <w:pPr>
+        <w:ind w:left="5760" w:hanging="360"/>
+      </w:pPr>
+      <w:rPr>
+        <w:rFonts w:ascii="Courier New" w:hAnsi="Courier New" w:cs="Courier New" w:hint="default"/>
+      </w:rPr>
+    </w:lvl>
+    <w:lvl w:ilvl="8" w:tplc="04090005" w:tentative="1">
+      <w:start w:val="1"/>
+      <w:numFmt w:val="bullet"/>
+      <w:lvlText w:val=""/>
+      <w:lvlJc w:val="left"/>
+      <w:pPr>
+        <w:ind w:left="6480" w:hanging="360"/>
+      </w:pPr>
+      <w:rPr>
+        <w:rFonts w:ascii="Wingdings" w:hAnsi="Wingdings" w:hint="default"/>
+      </w:rPr>
+    </w:lvl>
+  </w:abstractNum>
+  <w:abstractNum w:abstractNumId="2" w15:restartNumberingAfterBreak="0">
+    <w:nsid w:val="60E451E3"/>
+    <w:multiLevelType w:val="hybridMultilevel"/>
+    <w:tmpl w:val="8B28E238"/>
+    <w:lvl w:ilvl="0" w:tplc="04090001">
+      <w:start w:val="1"/>
+      <w:numFmt w:val="bullet"/>
+      <w:lvlText w:val=""/>
+      <w:lvlJc w:val="left"/>
+      <w:pPr>
+        <w:ind w:left="720" w:hanging="360"/>
+      </w:pPr>
+      <w:rPr>
+        <w:rFonts w:ascii="Symbol" w:hAnsi="Symbol" w:hint="default"/>
+      </w:rPr>
+    </w:lvl>
+    <w:lvl w:ilvl="1" w:tplc="04090003" w:tentative="1">
+      <w:start w:val="1"/>
+      <w:numFmt w:val="bullet"/>
+      <w:lvlText w:val="o"/>
+      <w:lvlJc w:val="left"/>
+      <w:pPr>
+        <w:ind w:left="1440" w:hanging="360"/>
+      </w:pPr>
+      <w:rPr>
+        <w:rFonts w:ascii="Courier New" w:hAnsi="Courier New" w:cs="Courier New" w:hint="default"/>
+      </w:rPr>
+    </w:lvl>
+    <w:lvl w:ilvl="2" w:tplc="04090005" w:tentative="1">
+      <w:start w:val="1"/>
+      <w:numFmt w:val="bullet"/>
+      <w:lvlText w:val=""/>
+      <w:lvlJc w:val="left"/>
+      <w:pPr>
+        <w:ind w:left="2160" w:hanging="360"/>
+      </w:pPr>
+      <w:rPr>
+        <w:rFonts w:ascii="Wingdings" w:hAnsi="Wingdings" w:hint="default"/>
+      </w:rPr>
+    </w:lvl>
+    <w:lvl w:ilvl="3" w:tplc="04090001" w:tentative="1">
+      <w:start w:val="1"/>
+      <w:numFmt w:val="bullet"/>
+      <w:lvlText w:val=""/>
+      <w:lvlJc w:val="left"/>
+      <w:pPr>
+        <w:ind w:left="2880" w:hanging="360"/>
+      </w:pPr>
+      <w:rPr>
+        <w:rFonts w:ascii="Symbol" w:hAnsi="Symbol" w:hint="default"/>
+      </w:rPr>
+    </w:lvl>
+    <w:lvl w:ilvl="4" w:tplc="04090003" w:tentative="1">
+      <w:start w:val="1"/>
+      <w:numFmt w:val="bullet"/>
+      <w:lvlText w:val="o"/>
+      <w:lvlJc w:val="left"/>
+      <w:pPr>
+        <w:ind w:left="3600" w:hanging="360"/>
+      </w:pPr>
+      <w:rPr>
+        <w:rFonts w:ascii="Courier New" w:hAnsi="Courier New" w:cs="Courier New" w:hint="default"/>
+      </w:rPr>
+    </w:lvl>
+    <w:lvl w:ilvl="5" w:tplc="04090005" w:tentative="1">
+      <w:start w:val="1"/>
+      <w:numFmt w:val="bullet"/>
+      <w:lvlText w:val=""/>
+      <w:lvlJc w:val="left"/>
+      <w:pPr>
+        <w:ind w:left="4320" w:hanging="360"/>
+      </w:pPr>
+      <w:rPr>
+        <w:rFonts w:ascii="Wingdings" w:hAnsi="Wingdings" w:hint="default"/>
+      </w:rPr>
+    </w:lvl>
+    <w:lvl w:ilvl="6" w:tplc="04090001" w:tentative="1">
+      <w:start w:val="1"/>
+      <w:numFmt w:val="bullet"/>
+      <w:lvlText w:val=""/>
+      <w:lvlJc w:val="left"/>
+      <w:pPr>
+        <w:ind w:left="5040" w:hanging="360"/>
+      </w:pPr>
+      <w:rPr>
+        <w:rFonts w:ascii="Symbol" w:hAnsi="Symbol" w:hint="default"/>
+      </w:rPr>
+    </w:lvl>
+    <w:lvl w:ilvl="7" w:tplc="04090003" w:tentative="1">
+      <w:start w:val="1"/>
+      <w:numFmt w:val="bullet"/>
+      <w:lvlText w:val="o"/>
+      <w:lvlJc w:val="left"/>
+      <w:pPr>
+        <w:ind w:left="5760" w:hanging="360"/>
+      </w:pPr>
+      <w:rPr>
+        <w:rFonts w:ascii="Courier New" w:hAnsi="Courier New" w:cs="Courier New" w:hint="default"/>
+      </w:rPr>
+    </w:lvl>
+    <w:lvl w:ilvl="8" w:tplc="04090005" w:tentative="1">
+      <w:start w:val="1"/>
+      <w:numFmt w:val="bullet"/>
+      <w:lvlText w:val=""/>
+      <w:lvlJc w:val="left"/>
+      <w:pPr>
+        <w:ind w:left="6480" w:hanging="360"/>
+      </w:pPr>
+      <w:rPr>
+        <w:rFonts w:ascii="Wingdings" w:hAnsi="Wingdings" w:hint="default"/>
+      </w:rPr>
+    </w:lvl>
+  </w:abstractNum>
+  <w:abstractNum w:abstractNumId="3" w15:restartNumberingAfterBreak="0">
+    <w:nsid w:val="65972D9A"/>
+    <w:multiLevelType w:val="hybridMultilevel"/>
+    <w:tmpl w:val="47CA5D5C"/>
+    <w:lvl w:ilvl="0" w:tplc="04090001">
+      <w:start w:val="1"/>
+      <w:numFmt w:val="bullet"/>
+      <w:lvlText w:val=""/>
+      <w:lvlJc w:val="left"/>
+      <w:pPr>
+        <w:ind w:left="720" w:hanging="360"/>
+      </w:pPr>
+      <w:rPr>
+        <w:rFonts w:ascii="Symbol" w:hAnsi="Symbol" w:hint="default"/>
+      </w:rPr>
+    </w:lvl>
+    <w:lvl w:ilvl="1" w:tplc="04090003" w:tentative="1">
+      <w:start w:val="1"/>
+      <w:numFmt w:val="bullet"/>
+      <w:lvlText w:val="o"/>
+      <w:lvlJc w:val="left"/>
+      <w:pPr>
+        <w:ind w:left="1440" w:hanging="360"/>
+      </w:pPr>
+      <w:rPr>
+        <w:rFonts w:ascii="Courier New" w:hAnsi="Courier New" w:cs="Courier New" w:hint="default"/>
+      </w:rPr>
+    </w:lvl>
+    <w:lvl w:ilvl="2" w:tplc="04090005" w:tentative="1">
+      <w:start w:val="1"/>
+      <w:numFmt w:val="bullet"/>
+      <w:lvlText w:val=""/>
+      <w:lvlJc w:val="left"/>
+      <w:pPr>
+        <w:ind w:left="2160" w:hanging="360"/>
+      </w:pPr>
+      <w:rPr>
+        <w:rFonts w:ascii="Wingdings" w:hAnsi="Wingdings" w:hint="default"/>
+      </w:rPr>
+    </w:lvl>
+    <w:lvl w:ilvl="3" w:tplc="04090001" w:tentative="1">
+      <w:start w:val="1"/>
+      <w:numFmt w:val="bullet"/>
+      <w:lvlText w:val=""/>
+      <w:lvlJc w:val="left"/>
+      <w:pPr>
+        <w:ind w:left="2880" w:hanging="360"/>
+      </w:pPr>
+      <w:rPr>
+        <w:rFonts w:ascii="Symbol" w:hAnsi="Symbol" w:hint="default"/>
+      </w:rPr>
+    </w:lvl>
+    <w:lvl w:ilvl="4" w:tplc="04090003" w:tentative="1">
+      <w:start w:val="1"/>
+      <w:numFmt w:val="bullet"/>
+      <w:lvlText w:val="o"/>
+      <w:lvlJc w:val="left"/>
+      <w:pPr>
+        <w:ind w:left="3600" w:hanging="360"/>
+      </w:pPr>
+      <w:rPr>
+        <w:rFonts w:ascii="Courier New" w:hAnsi="Courier New" w:cs="Courier New" w:hint="default"/>
+      </w:rPr>
+    </w:lvl>
+    <w:lvl w:ilvl="5" w:tplc="04090005" w:tentative="1">
+      <w:start w:val="1"/>
+      <w:numFmt w:val="bullet"/>
+      <w:lvlText w:val=""/>
+      <w:lvlJc w:val="left"/>
+      <w:pPr>
+        <w:ind w:left="4320" w:hanging="360"/>
+      </w:pPr>
+      <w:rPr>
+        <w:rFonts w:ascii="Wingdings" w:hAnsi="Wingdings" w:hint="default"/>
+      </w:rPr>
+    </w:lvl>
+    <w:lvl w:ilvl="6" w:tplc="04090001" w:tentative="1">
+      <w:start w:val="1"/>
+      <w:numFmt w:val="bullet"/>
+      <w:lvlText w:val=""/>
+      <w:lvlJc w:val="left"/>
+      <w:pPr>
+        <w:ind w:left="5040" w:hanging="360"/>
+      </w:pPr>
+      <w:rPr>
+        <w:rFonts w:ascii="Symbol" w:hAnsi="Symbol" w:hint="default"/>
+      </w:rPr>
+    </w:lvl>
+    <w:lvl w:ilvl="7" w:tplc="04090003" w:tentative="1">
+      <w:start w:val="1"/>
+      <w:numFmt w:val="bullet"/>
+      <w:lvlText w:val="o"/>
+      <w:lvlJc w:val="left"/>
+      <w:pPr>
+        <w:ind w:left="5760" w:hanging="360"/>
+      </w:pPr>
+      <w:rPr>
+        <w:rFonts w:ascii="Courier New" w:hAnsi="Courier New" w:cs="Courier New" w:hint="default"/>
+      </w:rPr>
+    </w:lvl>
+    <w:lvl w:ilvl="8" w:tplc="04090005" w:tentative="1">
+      <w:start w:val="1"/>
+      <w:numFmt w:val="bullet"/>
+      <w:lvlText w:val=""/>
+      <w:lvlJc w:val="left"/>
+      <w:pPr>
+        <w:ind w:left="6480" w:hanging="360"/>
+      </w:pPr>
+      <w:rPr>
+        <w:rFonts w:ascii="Wingdings" w:hAnsi="Wingdings" w:hint="default"/>
+      </w:rPr>
+    </w:lvl>
+  </w:abstractNum>
+  <w:abstractNum w:abstractNumId="4" w15:restartNumberingAfterBreak="0">
+    <w:nsid w:val="6848714E"/>
+    <w:multiLevelType w:val="hybridMultilevel"/>
+    <w:tmpl w:val="1CF09E94"/>
+    <w:lvl w:ilvl="0" w:tplc="04090001">
+      <w:start w:val="1"/>
+      <w:numFmt w:val="bullet"/>
+      <w:lvlText w:val=""/>
+      <w:lvlJc w:val="left"/>
+      <w:pPr>
+        <w:ind w:left="720" w:hanging="360"/>
+      </w:pPr>
+      <w:rPr>
+        <w:rFonts w:ascii="Symbol" w:hAnsi="Symbol" w:hint="default"/>
+      </w:rPr>
+    </w:lvl>
+    <w:lvl w:ilvl="1" w:tplc="04090003" w:tentative="1">
+      <w:start w:val="1"/>
+      <w:numFmt w:val="bullet"/>
+      <w:lvlText w:val="o"/>
+      <w:lvlJc w:val="left"/>
+      <w:pPr>
+        <w:ind w:left="1440" w:hanging="360"/>
+      </w:pPr>
+      <w:rPr>
+        <w:rFonts w:ascii="Courier New" w:hAnsi="Courier New" w:cs="Courier New" w:hint="default"/>
+      </w:rPr>
+    </w:lvl>
+    <w:lvl w:ilvl="2" w:tplc="04090005" w:tentative="1">
+      <w:start w:val="1"/>
+      <w:numFmt w:val="bullet"/>
+      <w:lvlText w:val=""/>
+      <w:lvlJc w:val="left"/>
+      <w:pPr>
+        <w:ind w:left="2160" w:hanging="360"/>
+      </w:pPr>
+      <w:rPr>
+        <w:rFonts w:ascii="Wingdings" w:hAnsi="Wingdings" w:hint="default"/>
+      </w:rPr>
+    </w:lvl>
+    <w:lvl w:ilvl="3" w:tplc="04090001" w:tentative="1">
+      <w:start w:val="1"/>
+      <w:numFmt w:val="bullet"/>
+      <w:lvlText w:val=""/>
+      <w:lvlJc w:val="left"/>
+      <w:pPr>
+        <w:ind w:left="2880" w:hanging="360"/>
+      </w:pPr>
+      <w:rPr>
+        <w:rFonts w:ascii="Symbol" w:hAnsi="Symbol" w:hint="default"/>
+      </w:rPr>
+    </w:lvl>
+    <w:lvl w:ilvl="4" w:tplc="04090003" w:tentative="1">
+      <w:start w:val="1"/>
+      <w:numFmt w:val="bullet"/>
+      <w:lvlText w:val="o"/>
+      <w:lvlJc w:val="left"/>
+      <w:pPr>
+        <w:ind w:left="3600" w:hanging="360"/>
+      </w:pPr>
+      <w:rPr>
+        <w:rFonts w:ascii="Courier New" w:hAnsi="Courier New" w:cs="Courier New" w:hint="default"/>
+      </w:rPr>
+    </w:lvl>
+    <w:lvl w:ilvl="5" w:tplc="04090005" w:tentative="1">
+      <w:start w:val="1"/>
+      <w:numFmt w:val="bullet"/>
+      <w:lvlText w:val=""/>
+      <w:lvlJc w:val="left"/>
+      <w:pPr>
+        <w:ind w:left="4320" w:hanging="360"/>
+      </w:pPr>
+      <w:rPr>
+        <w:rFonts w:ascii="Wingdings" w:hAnsi="Wingdings" w:hint="default"/>
+      </w:rPr>
+    </w:lvl>
+    <w:lvl w:ilvl="6" w:tplc="04090001" w:tentative="1">
+      <w:start w:val="1"/>
+      <w:numFmt w:val="bullet"/>
+      <w:lvlText w:val=""/>
+      <w:lvlJc w:val="left"/>
+      <w:pPr>
+        <w:ind w:left="5040" w:hanging="360"/>
+      </w:pPr>
+      <w:rPr>
+        <w:rFonts w:ascii="Symbol" w:hAnsi="Symbol" w:hint="default"/>
+      </w:rPr>
+    </w:lvl>
+    <w:lvl w:ilvl="7" w:tplc="04090003" w:tentative="1">
+      <w:start w:val="1"/>
+      <w:numFmt w:val="bullet"/>
+      <w:lvlText w:val="o"/>
+      <w:lvlJc w:val="left"/>
+      <w:pPr>
+        <w:ind w:left="5760" w:hanging="360"/>
+      </w:pPr>
+      <w:rPr>
+        <w:rFonts w:ascii="Courier New" w:hAnsi="Courier New" w:cs="Courier New" w:hint="default"/>
+      </w:rPr>
+    </w:lvl>
+    <w:lvl w:ilvl="8" w:tplc="04090005" w:tentative="1">
+      <w:start w:val="1"/>
+      <w:numFmt w:val="bullet"/>
+      <w:lvlText w:val=""/>
+      <w:lvlJc w:val="left"/>
+      <w:pPr>
+        <w:ind w:left="6480" w:hanging="360"/>
+      </w:pPr>
+      <w:rPr>
+        <w:rFonts w:ascii="Wingdings" w:hAnsi="Wingdings" w:hint="default"/>
+      </w:rPr>
+    </w:lvl>
+  </w:abstractNum>
+  <w:num w:numId="1" w16cid:durableId="1235973300">
+    <w:abstractNumId w:val="4"/>
+  </w:num>
+  <w:num w:numId="2" w16cid:durableId="1268004427">
+    <w:abstractNumId w:val="0"/>
+  </w:num>
+  <w:num w:numId="3" w16cid:durableId="435443930">
+    <w:abstractNumId w:val="3"/>
+  </w:num>
+  <w:num w:numId="4" w16cid:durableId="186913608">
+    <w:abstractNumId w:val="2"/>
+  </w:num>
+  <w:num w:numId="5" w16cid:durableId="1068118317">
+    <w:abstractNumId w:val="1"/>
+  </w:num>
+</w:numbering>
 </file>
 
 <file path=word/styles.xml><?xml version="1.0" encoding="utf-8"?>

--- a/Hệ thống game.docx
+++ b/Hệ thống game.docx
@@ -1505,7 +1505,21 @@
                 <w:sz w:val="28"/>
                 <w:szCs w:val="28"/>
               </w:rPr>
-              <w:t>7.5 -&gt; 1.0</w:t>
+              <w:t>6</w:t>
+            </w:r>
+            <w:r>
+              <w:rPr>
+                <w:sz w:val="28"/>
+                <w:szCs w:val="28"/>
+              </w:rPr>
+              <w:t xml:space="preserve"> -&gt; 1.</w:t>
+            </w:r>
+            <w:r>
+              <w:rPr>
+                <w:sz w:val="28"/>
+                <w:szCs w:val="28"/>
+              </w:rPr>
+              <w:t>2</w:t>
             </w:r>
           </w:p>
         </w:tc>
@@ -1545,7 +1559,14 @@
                 <w:sz w:val="28"/>
                 <w:szCs w:val="28"/>
               </w:rPr>
-              <w:t>10% -&gt; 100%</w:t>
+              <w:t>3</w:t>
+            </w:r>
+            <w:r>
+              <w:rPr>
+                <w:sz w:val="28"/>
+                <w:szCs w:val="28"/>
+              </w:rPr>
+              <w:t>0% -&gt; 100%</w:t>
             </w:r>
           </w:p>
         </w:tc>
@@ -1627,7 +1648,14 @@
                 <w:sz w:val="28"/>
                 <w:szCs w:val="28"/>
               </w:rPr>
-              <w:t>5 -&gt; 0.5</w:t>
+              <w:t xml:space="preserve">5 -&gt; </w:t>
+            </w:r>
+            <w:r>
+              <w:rPr>
+                <w:sz w:val="28"/>
+                <w:szCs w:val="28"/>
+              </w:rPr>
+              <w:t>1</w:t>
             </w:r>
           </w:p>
         </w:tc>
